--- a/reports/submission/viva-preparation.docx
+++ b/reports/submission/viva-preparation.docx
@@ -745,7 +745,7 @@
     </w:p>
     <w:p>
       <w:r>
-        <w:t>264 tests at 92.69% line coverage — 159 unit, 105 integration. Unit tests cover</w:t>
+        <w:t>264 tests at 92.69% line coverage — 177 unit, 87 integration. Unit tests cover</w:t>
       </w:r>
     </w:p>
     <w:p>
